--- a/_9/分章/21 第二十一章：补给清单.docx
+++ b/_9/分章/21 第二十一章：补给清单.docx
@@ -1234,21 +1234,6 @@
           <w:sz w:val="24"/>
         </w:rPr>
         <w:t>柯林摘下眼镜，揉了揉发酸的鼻梁。</w:t>
-      </w:r>
-    </w:p>
-    <w:p>
-      <w:pPr>
-        <w:spacing w:line="360" w:lineRule="auto" w:before="0" w:after="0"/>
-        <w:ind w:left="0" w:right="0" w:firstLine="480" w:firstLineChars="200"/>
-        <w:jc w:val="both"/>
-      </w:pPr>
-      <w:r>
-        <w:rPr>
-          <w:rFonts w:ascii="Times New Roman" w:hAnsi="Times New Roman" w:eastAsia="宋体"/>
-          <w:b w:val="0"/>
-          <w:sz w:val="24"/>
-        </w:rPr>
-        <w:t>黑暗中，他仿佛又听见了机库深处齿轮咬合的声响。那些他以为早就被数字平账平掉的幽灵，依然在这片冰冷的宇宙底层游荡，永无休止地转动着那台吃人的机器。</w:t>
       </w:r>
     </w:p>
     <w:sectPr>
